--- a/tailored/cv_devcirco_full-stack-mern-developer.docx
+++ b/tailored/cv_devcirco_full-stack-mern-developer.docx
@@ -30,7 +30,71 @@
     </w:p>
     <w:p>
       <w:r>
-        <w:t>Full Stack Developer with expertise in the MERN stack (MongoDB, Express.js, React.js, Node.js) and TypeScript ecosystem. Experienced in developing and maintaining production-grade web applications, SaaS platforms, and content management systems. Proficient in building scalable REST APIs, implementing authentication systems, and creating responsive UIs with modern frameworks. Demonstrated ability to deliver end-to-end solutions with a focus on performance optimization, SEO, and accessibility.</w:t>
+        <w:t>Full Stack Developer with expertise in the MERN stack (MongoDB, Express.js, React.js, Node.js) and TypeScript ecosystem. Experienced in architecting and shipping production-grade SaaS products end-to-end. Proficient in building scalable REST APIs, implementing JWT/OAuth2 authentication, and developing pixel-perfect UIs with modern JavaScript frameworks. Strong background in database management with MongoDB, PostgreSQL, MySQL, and Firebase, along with cloud deployment experience using Vercel, Docker, and AWS services.</w:t>
+      </w:r>
+    </w:p>
+    <w:p>
+      <w:pPr>
+        <w:pStyle w:val="Heading2"/>
+      </w:pPr>
+      <w:r>
+        <w:t>TECHNICAL SKILLS</w:t>
+      </w:r>
+    </w:p>
+    <w:p>
+      <w:pPr>
+        <w:pStyle w:val="ListBullet"/>
+      </w:pPr>
+      <w:r>
+        <w:t>**Languages**: JavaScript (ES6+), TypeScript, HTML5, CSS3</w:t>
+      </w:r>
+    </w:p>
+    <w:p>
+      <w:pPr>
+        <w:pStyle w:val="ListBullet"/>
+      </w:pPr>
+      <w:r>
+        <w:t>**Frontend**: React.js, Next.js, Redux Toolkit, TanStack Query, Tailwind CSS</w:t>
+      </w:r>
+    </w:p>
+    <w:p>
+      <w:pPr>
+        <w:pStyle w:val="ListBullet"/>
+      </w:pPr>
+      <w:r>
+        <w:t>**Backend**: Node.js, Express.js, NestJS, REST API Design</w:t>
+      </w:r>
+    </w:p>
+    <w:p>
+      <w:pPr>
+        <w:pStyle w:val="ListBullet"/>
+      </w:pPr>
+      <w:r>
+        <w:t>**Databases**: MongoDB, PostgreSQL, MySQL, SQLite, Drizzle ORM, Firebase, Supabase</w:t>
+      </w:r>
+    </w:p>
+    <w:p>
+      <w:pPr>
+        <w:pStyle w:val="ListBullet"/>
+      </w:pPr>
+      <w:r>
+        <w:t>**Authentication**: JWT, OAuth2, RBAC</w:t>
+      </w:r>
+    </w:p>
+    <w:p>
+      <w:pPr>
+        <w:pStyle w:val="ListBullet"/>
+      </w:pPr>
+      <w:r>
+        <w:t>**Cloud &amp; DevOps**: Vercel, Docker, GitHub Actions, AWS Amplify</w:t>
+      </w:r>
+    </w:p>
+    <w:p>
+      <w:pPr>
+        <w:pStyle w:val="ListBullet"/>
+      </w:pPr>
+      <w:r>
+        <w:t>**Tools**: Git, GitHub, Figma, JIRA, Stripe API</w:t>
       </w:r>
     </w:p>
     <w:p>
@@ -43,12 +107,7 @@
     </w:p>
     <w:p>
       <w:r>
-        <w:t>**Full Stack Developer** | Revnix (fmr. Revnix Technologies)</w:t>
-      </w:r>
-    </w:p>
-    <w:p>
-      <w:r>
-        <w:t>*Jan 2024 - Present*</w:t>
+        <w:t>**Full Stack Developer** | Revnix (fmr. Revnix Technologies) | Jan 2025 - Present</w:t>
       </w:r>
     </w:p>
     <w:p>
@@ -56,7 +115,7 @@
         <w:pStyle w:val="ListBullet"/>
       </w:pPr>
       <w:r>
-        <w:t>Architected and shipped production features for web applications using React.js, Node.js, Express.js, and MongoDB</w:t>
+        <w:t>Architected and shipped production features for an enterprise headless CMS using Next.js, React.js, and Node.js</w:t>
       </w:r>
     </w:p>
     <w:p>
@@ -64,7 +123,7 @@
         <w:pStyle w:val="ListBullet"/>
       </w:pPr>
       <w:r>
-        <w:t>Developed and maintained RESTful APIs with JWT-based authentication and role-based access control (RBAC)</w:t>
+        <w:t>Developed and maintained REST APIs with Express.js for data management and third-party integrations</w:t>
       </w:r>
     </w:p>
     <w:p>
@@ -72,7 +131,7 @@
         <w:pStyle w:val="ListBullet"/>
       </w:pPr>
       <w:r>
-        <w:t>Implemented responsive UI components with Tailwind CSS, ensuring cross-browser compatibility and accessibility standards</w:t>
+        <w:t>Implemented JWT-based authentication and role-based access control (RBAC) systems</w:t>
       </w:r>
     </w:p>
     <w:p>
@@ -80,7 +139,7 @@
         <w:pStyle w:val="ListBullet"/>
       </w:pPr>
       <w:r>
-        <w:t>Optimized application performance through code splitting, lazy loading, and efficient state management</w:t>
+        <w:t>Built responsive UI components with React.js and Tailwind CSS following strict a11y standards</w:t>
       </w:r>
     </w:p>
     <w:p>
@@ -88,7 +147,7 @@
         <w:pStyle w:val="ListBullet"/>
       </w:pPr>
       <w:r>
-        <w:t>Collaborated with cross-functional teams to define requirements and implement new features</w:t>
+        <w:t>Optimized application performance through code splitting, lazy loading, and API improvements</w:t>
       </w:r>
     </w:p>
     <w:p>
@@ -96,7 +155,7 @@
         <w:pStyle w:val="ListBullet"/>
       </w:pPr>
       <w:r>
-        <w:t>Participated in code reviews and maintained version control using Git and GitHub</w:t>
+        <w:t>Collaborated with cross-functional teams to define and implement new features</w:t>
       </w:r>
     </w:p>
     <w:p>
@@ -113,8 +172,11 @@
       </w:r>
     </w:p>
     <w:p>
+      <w:pPr>
+        <w:pStyle w:val="ListBullet"/>
+      </w:pPr>
       <w:r>
-        <w:t>*Live SaaS Application*</w:t>
+        <w:t>Developed a SaaS platform using React.js, Next.js, Node.js, and MongoDB</w:t>
       </w:r>
     </w:p>
     <w:p>
@@ -122,7 +184,7 @@
         <w:pStyle w:val="ListBullet"/>
       </w:pPr>
       <w:r>
-        <w:t>Built with React.js, Node.js, Express.js, and MongoDB</w:t>
+        <w:t>Implemented LangChain and OpenAI API for AI-driven content generation</w:t>
       </w:r>
     </w:p>
     <w:p>
@@ -130,7 +192,7 @@
         <w:pStyle w:val="ListBullet"/>
       </w:pPr>
       <w:r>
-        <w:t>Implemented AI-driven content generation using OpenAI API and LangChain</w:t>
+        <w:t>Created RESTful APIs for content management and third-party CMS integrations</w:t>
       </w:r>
     </w:p>
     <w:p>
@@ -138,15 +200,7 @@
         <w:pStyle w:val="ListBullet"/>
       </w:pPr>
       <w:r>
-        <w:t>Developed RESTful APIs for content management and third-party integrations</w:t>
-      </w:r>
-    </w:p>
-    <w:p>
-      <w:pPr>
-        <w:pStyle w:val="ListBullet"/>
-      </w:pPr>
-      <w:r>
-        <w:t>Created responsive UI components with Tailwind CSS and optimized for performance</w:t>
+        <w:t>Built responsive UI components with Tailwind CSS and performance optimizations</w:t>
       </w:r>
     </w:p>
     <w:p>
@@ -155,8 +209,11 @@
       </w:r>
     </w:p>
     <w:p>
+      <w:pPr>
+        <w:pStyle w:val="ListBullet"/>
+      </w:pPr>
       <w:r>
-        <w:t>*Live SaaS Application*</w:t>
+        <w:t>Constructed end-to-end recruitment platform using React.js, Next.js, and Node.js</w:t>
       </w:r>
     </w:p>
     <w:p>
@@ -164,7 +221,7 @@
         <w:pStyle w:val="ListBullet"/>
       </w:pPr>
       <w:r>
-        <w:t>Developed using React.js, Node.js, Express.js, and MongoDB</w:t>
+        <w:t>Integrated OpenAI API with LangChain for candidate evaluation features</w:t>
       </w:r>
     </w:p>
     <w:p>
@@ -172,7 +229,7 @@
         <w:pStyle w:val="ListBullet"/>
       </w:pPr>
       <w:r>
-        <w:t>Implemented authentication system with JWT and role-based permissions</w:t>
+        <w:t>Developed authentication system with JWT and role-based access controls</w:t>
       </w:r>
     </w:p>
     <w:p>
@@ -180,15 +237,7 @@
         <w:pStyle w:val="ListBullet"/>
       </w:pPr>
       <w:r>
-        <w:t>Built RESTful APIs for candidate management and evaluation workflows</w:t>
-      </w:r>
-    </w:p>
-    <w:p>
-      <w:pPr>
-        <w:pStyle w:val="ListBullet"/>
-      </w:pPr>
-      <w:r>
-        <w:t>Created responsive UI components with accessibility features</w:t>
+        <w:t>Implemented responsive UI components optimized for performance</w:t>
       </w:r>
     </w:p>
     <w:p>
@@ -201,7 +250,7 @@
         <w:pStyle w:val="ListBullet"/>
       </w:pPr>
       <w:r>
-        <w:t>Developed React.js frontend with Node.js/Express.js backend</w:t>
+        <w:t>Created equipment management system using React.js, Next.js, and Node.js</w:t>
       </w:r>
     </w:p>
     <w:p>
@@ -209,7 +258,7 @@
         <w:pStyle w:val="ListBullet"/>
       </w:pPr>
       <w:r>
-        <w:t>Integrated MongoDB for data persistence and Stripe for payment processing</w:t>
+        <w:t>Integrated Stripe API for payment processing and Google Maps API for location features</w:t>
       </w:r>
     </w:p>
     <w:p>
@@ -217,53 +266,7 @@
         <w:pStyle w:val="ListBullet"/>
       </w:pPr>
       <w:r>
-        <w:t>Implemented Google Maps API for location-based features</w:t>
-      </w:r>
-    </w:p>
-    <w:p>
-      <w:pPr>
-        <w:pStyle w:val="ListBullet"/>
-      </w:pPr>
-      <w:r>
-        <w:t>Built responsive UI components optimized for performance</w:t>
-      </w:r>
-    </w:p>
-    <w:p>
-      <w:pPr>
-        <w:pStyle w:val="Heading2"/>
-      </w:pPr>
-      <w:r>
-        <w:t>TECHNICAL SKILLS</w:t>
-      </w:r>
-    </w:p>
-    <w:p>
-      <w:r>
-        <w:t>**MERN Stack**: MongoDB, Express.js, React.js, Node.js</w:t>
-      </w:r>
-    </w:p>
-    <w:p>
-      <w:r>
-        <w:t>**Frontend**: React.js, Next.js, Redux Toolkit, Tailwind CSS, HTML5, CSS3</w:t>
-      </w:r>
-    </w:p>
-    <w:p>
-      <w:r>
-        <w:t>**Backend**: Node.js, Express.js, REST API Design, JWT Authentication, RBAC</w:t>
-      </w:r>
-    </w:p>
-    <w:p>
-      <w:r>
-        <w:t>**Databases**: MongoDB, PostgreSQL, MySQL, SQLite, Drizzle ORM</w:t>
-      </w:r>
-    </w:p>
-    <w:p>
-      <w:r>
-        <w:t>**Tools &amp; Technologies**: Git, GitHub, Docker, AWS Amplify, Vercel</w:t>
-      </w:r>
-    </w:p>
-    <w:p>
-      <w:r>
-        <w:t>**Languages**: JavaScript (ES6+), TypeScript</w:t>
+        <w:t>Developed RESTful APIs for data management and third-party service integrations</w:t>
       </w:r>
     </w:p>
     <w:p>
@@ -276,12 +279,7 @@
     </w:p>
     <w:p>
       <w:r>
-        <w:t>**BS in Computer Science** | University of Haripur</w:t>
-      </w:r>
-    </w:p>
-    <w:p>
-      <w:r>
-        <w:t>*Aug 2020 - Aug 2024*</w:t>
+        <w:t>**BS in Computer Science** | University of Haripur | Aug 2020 - Aug 2024</w:t>
       </w:r>
     </w:p>
     <w:p>
